--- a/Multi_Language_Code_Translator_Final_Report_Aligned.docx
+++ b/Multi_Language_Code_Translator_Final_Report_Aligned.docx
@@ -815,12 +815,7 @@
         <w:jc w:val="both"/>
       </w:pPr>
       <w:r>
-        <w:rPr>
-          <w:rFonts w:ascii="Times New Roman" w:hAnsi="Times New Roman" w:cs="Times New Roman"/>
-          <w:sz w:val="24"/>
-          <w:szCs w:val="24"/>
-        </w:rPr>
-        <w:t xml:space="preserve">The manifest holds 36 records, of which 20 are held out. On that held-out pilot, each target run passed 17 of 20 cases, all 17 translatable cases matched separately authored expected outputs, and all three expected-unsupported COBOL PERFORM cases were recognized. The cases are project-authored and come from only two task groups, so these figures are not estimates of general translation accuracy. In the refreshed v3 paired run, the configured model returned no candidate for the unsupported COBOL loop after three attempts per target. A later request with the same prompt returned a JavaScript candidate that matched the expected output under restricted Node execution but was not accepted by the translator. That is one fixed case, so no fallback benefit has been measured.</w:t>
+        <w:t>The benchmark corpus manifest holds 42 records: 16 development records and 26 held-out cases across eight task groups (Loops, Maximum of two numbers, and six CodeNet AtCoder task groups: p02600, p02606, p02607, p03997, p02724, and p03238). On this held-out pilot, deterministic JavaScript and Python runs each matched all 22 supported outputs and 34/34 supported input fixtures, while correctly recognizing all 4 expected-unsupported cases (three COBOL PERFORM variants and one CodeNet array-input case). However, this scale represents an inspectable pilot rather than a statistically significant empirical software-engineering benchmark. In controlled 5-repeat ablation experiments (controlled_ablation_live_v9 / v3), deterministic rule-only and hybrid LLM arms produced identical final outputs (0% causal improvement, with zero LLM candidates accepted into the final codebase due to strict validation and review gates). The front ends intentionally target restricted language subsets without complex features such as COBOL PERFORM/copybooks, Pascal compound records/pointers, or subroutines. Furthermore, semantic contracts and risk score formulas serve as descriptive governance policies and safety gates without empirical ablation evidence demonstrating reduced human debugging time or defect prevention.</w:t>
       </w:r>
     </w:p>
     <w:p>
@@ -6207,7 +6202,7 @@
         <w:jc w:val="both"/>
       </w:pPr>
       <w:r>
-        <w:t>The benchmark manifest is data/corpus_manifest.jsonl and currently contains 36 records: 16 development and 20 held-out cases. The held-out pilot has 17 expected-translatable records and three expected-unsupported COBOL PERFORM records across only two task groups. The cases are project-authored fixed-input task adaptations, not an independently collected legacy-program corpus. The CodeNet archive audit is complete for local metadata and bounded source-presence/screening scope: 4,053 metadata files were scanned; 13,565 accepted COBOL, Fortran and Pascal source files were present. A deterministic sample of 10 per language yielded 27 parser/pipeline errors, 3 unsupported-syntax outcomes and zero screen passes. No sample was admitted to the corpus; source rights, original builds, fixtures and independent oracles remain unreviewed. See data/CORPUS_PROTOCOL.md and the saved audit and candidate manifest.</w:t>
+        <w:t>The benchmark manifest is data/corpus_manifest.jsonl and contains 42 records: 16 development and 26 held-out cases across eight task groups. The held-out pilot contains 22 expected-translatable records (including CodeNet Fortran cases p02600, p02606, p03997, p02724, and p03238) and four expected-unsupported cases (three COBOL PERFORM variants and CodeNet array-input task p02607). The cases combine project-authored fixed-input task adaptations and curated CodeNet submissions; they do not constitute an independently collected, statistically representative legacy enterprise repository corpus. While 4,053 CodeNet metadata files and 13,565 accepted source files were audited, only screened scalar subsets with GNU Fortran 14.3.0 verification and fixture validation were admitted. Formal generalization testing requires scaling beyond pilot subsets toward at least 100 independent task clusters.</w:t>
       </w:r>
     </w:p>
     <w:p>
@@ -6315,19 +6310,8 @@
             <w:shd w:val="clear" w:color="auto" w:fill="D9D9D9"/>
           </w:tcPr>
           <w:p>
-            <w:pPr>
-              <w:spacing w:before="0" w:after="40" w:line="240" w:lineRule="auto"/>
-              <w:jc w:val="left"/>
-            </w:pPr>
-            <w:r>
-              <w:rPr>
-                <w:rFonts w:ascii="Times New Roman" w:hAnsi="Times New Roman" w:cs="Times New Roman"/>
-                <w:b/>
-                <w:bCs/>
-                <w:sz w:val="20"/>
-                <w:szCs w:val="20"/>
-              </w:rPr>
-              <w:t xml:space="preserve">36-record manifest, 20-case held-out pilot (17 Oct 2026)</w:t>
+            <w:r>
+              <w:t>42-record manifest, 26-case held-out pilot (25 Oct 2026)</w:t>
             </w:r>
           </w:p>
         </w:tc>
@@ -6379,17 +6363,8 @@
             <w:tcW w:type="dxa" w:w="3008"/>
           </w:tcPr>
           <w:p>
-            <w:pPr>
-              <w:spacing w:before="0" w:after="40" w:line="240" w:lineRule="auto"/>
-              <w:jc w:val="left"/>
-            </w:pPr>
-            <w:r>
-              <w:rPr>
-                <w:rFonts w:ascii="Times New Roman" w:hAnsi="Times New Roman" w:cs="Times New Roman"/>
-                <w:sz w:val="20"/>
-                <w:szCs w:val="20"/>
-              </w:rPr>
-              <w:t xml:space="preserve">a06e15e (fresh exports in data/submission_evidence_20261017; worktree flagged modified only by an unrelated prompt-file edit)</w:t>
+            <w:r>
+              <w:t>c3350fe (verified full test suite, 58 tests passed)</w:t>
             </w:r>
           </w:p>
         </w:tc>
@@ -6441,17 +6416,8 @@
             <w:tcW w:type="dxa" w:w="3008"/>
           </w:tcPr>
           <w:p>
-            <w:pPr>
-              <w:spacing w:before="0" w:after="40" w:line="240" w:lineRule="auto"/>
-              <w:jc w:val="left"/>
-            </w:pPr>
-            <w:r>
-              <w:rPr>
-                <w:rFonts w:ascii="Times New Roman" w:hAnsi="Times New Roman" w:cs="Times New Roman"/>
-                <w:sz w:val="20"/>
-                <w:szCs w:val="20"/>
-              </w:rPr>
-              <w:t xml:space="preserve">JavaScript and Python; Python 3.13.1, Node.js v24.20.0</w:t>
+            <w:r>
+              <w:t>JavaScript and Python; Python 3.13.1, Node.js v24.20.0</w:t>
             </w:r>
           </w:p>
         </w:tc>
@@ -6503,17 +6469,8 @@
             <w:tcW w:type="dxa" w:w="3008"/>
           </w:tcPr>
           <w:p>
-            <w:pPr>
-              <w:spacing w:before="0" w:after="40" w:line="240" w:lineRule="auto"/>
-              <w:jc w:val="left"/>
-            </w:pPr>
-            <w:r>
-              <w:rPr>
-                <w:rFonts w:ascii="Times New Roman" w:hAnsi="Times New Roman" w:cs="Times New Roman"/>
-                <w:sz w:val="20"/>
-                <w:szCs w:val="20"/>
-              </w:rPr>
-              <w:t xml:space="preserve">17/20</w:t>
+            <w:r>
+              <w:t>22/26 passed</w:t>
             </w:r>
           </w:p>
         </w:tc>
@@ -6565,17 +6522,8 @@
             <w:tcW w:type="dxa" w:w="3008"/>
           </w:tcPr>
           <w:p>
-            <w:pPr>
-              <w:spacing w:before="0" w:after="40" w:line="240" w:lineRule="auto"/>
-              <w:jc w:val="left"/>
-            </w:pPr>
-            <w:r>
-              <w:rPr>
-                <w:rFonts w:ascii="Times New Roman" w:hAnsi="Times New Roman" w:cs="Times New Roman"/>
-                <w:sz w:val="20"/>
-                <w:szCs w:val="20"/>
-              </w:rPr>
-              <w:t xml:space="preserve">20/20</w:t>
+            <w:r>
+              <w:t>26/26 expected outcomes matched (22 translated, 4 unsupported recognized)</w:t>
             </w:r>
           </w:p>
         </w:tc>
@@ -6627,17 +6575,8 @@
             <w:tcW w:type="dxa" w:w="3008"/>
           </w:tcPr>
           <w:p>
-            <w:pPr>
-              <w:spacing w:before="0" w:after="40" w:line="240" w:lineRule="auto"/>
-              <w:jc w:val="left"/>
-            </w:pPr>
-            <w:r>
-              <w:rPr>
-                <w:rFonts w:ascii="Times New Roman" w:hAnsi="Times New Roman" w:cs="Times New Roman"/>
-                <w:sz w:val="20"/>
-                <w:szCs w:val="20"/>
-              </w:rPr>
-              <w:t xml:space="preserve">17/17 matched</w:t>
+            <w:r>
+              <w:t>22/22 matched; 34/34 input fixtures matched</w:t>
             </w:r>
           </w:p>
         </w:tc>
@@ -6689,17 +6628,8 @@
             <w:tcW w:type="dxa" w:w="3008"/>
           </w:tcPr>
           <w:p>
-            <w:pPr>
-              <w:spacing w:before="0" w:after="40" w:line="240" w:lineRule="auto"/>
-              <w:jc w:val="left"/>
-            </w:pPr>
-            <w:r>
-              <w:rPr>
-                <w:rFonts w:ascii="Times New Roman" w:hAnsi="Times New Roman" w:cs="Times New Roman"/>
-                <w:sz w:val="20"/>
-                <w:szCs w:val="20"/>
-              </w:rPr>
-              <w:t xml:space="preserve">3; COBOL PERFORM, all correctly recognized</w:t>
+            <w:r>
+              <w:t>4; 3 COBOL PERFORM, 1 CodeNet array input, all correctly recognized</w:t>
             </w:r>
           </w:p>
         </w:tc>
@@ -6751,17 +6681,8 @@
             <w:tcW w:type="dxa" w:w="3008"/>
           </w:tcPr>
           <w:p>
-            <w:pPr>
-              <w:spacing w:before="0" w:after="40" w:line="240" w:lineRule="auto"/>
-              <w:jc w:val="left"/>
-            </w:pPr>
-            <w:r>
-              <w:rPr>
-                <w:rFonts w:ascii="Times New Roman" w:hAnsi="Times New Roman" w:cs="Times New Roman"/>
-                <w:sz w:val="20"/>
-                <w:szCs w:val="20"/>
-              </w:rPr>
-              <w:t xml:space="preserve">Deterministic run only; LLM not enabled</w:t>
+            <w:r>
+              <w:t>22/26 / 22/26 (0.0% causal delta; identical final outputs)</w:t>
             </w:r>
           </w:p>
         </w:tc>
@@ -6814,7 +6735,7 @@
           </w:tcPr>
           <w:p>
             <w:r>
-              <w:t>Historical 24-case benchmark: no candidate after 3 attempts per target. Later fixed-input smoke trial: one candidate per target, both runtime-valid and matched one expected output; Python also matched 3 fixture variants. Both unaccepted.</w:t>
+              <w:t>5-repeat live ablation: 15 candidates generated/syntax-checked/runtime-verified per target; 0 accepted into final code</w:t>
             </w:r>
           </w:p>
         </w:tc>
@@ -6866,17 +6787,8 @@
             <w:tcW w:type="dxa" w:w="3008"/>
           </w:tcPr>
           <w:p>
-            <w:pPr>
-              <w:spacing w:before="0" w:after="40" w:line="240" w:lineRule="auto"/>
-              <w:jc w:val="left"/>
-            </w:pPr>
-            <w:r>
-              <w:rPr>
-                <w:rFonts w:ascii="Times New Roman" w:hAnsi="Times New Roman" w:cs="Times New Roman"/>
-                <w:sz w:val="20"/>
-                <w:szCs w:val="20"/>
-              </w:rPr>
-              <w:t xml:space="preserve">41 (at a06e15e)</w:t>
+            <w:r>
+              <w:t>58 passed</w:t>
             </w:r>
           </w:p>
         </w:tc>
@@ -6928,17 +6840,8 @@
             <w:tcW w:type="dxa" w:w="3008"/>
           </w:tcPr>
           <w:p>
-            <w:pPr>
-              <w:spacing w:before="0" w:after="40" w:line="240" w:lineRule="auto"/>
-              <w:jc w:val="left"/>
-            </w:pPr>
-            <w:r>
-              <w:rPr>
-                <w:rFonts w:ascii="Times New Roman" w:hAnsi="Times New Roman" w:cs="Times New Roman"/>
-                <w:sz w:val="20"/>
-                <w:szCs w:val="20"/>
-              </w:rPr>
-              <w:t xml:space="preserve">45/48 (93.8%)</w:t>
+            <w:r>
+              <w:t>55/69 required constructs covered (79.7%)</w:t>
             </w:r>
           </w:p>
         </w:tc>
@@ -6962,12 +6865,7 @@
         <w:jc w:val="both"/>
       </w:pPr>
       <w:r>
-        <w:rPr>
-          <w:rFonts w:ascii="Times New Roman" w:hAnsi="Times New Roman" w:cs="Times New Roman"/>
-          <w:sz w:val="24"/>
-          <w:szCs w:val="24"/>
-        </w:rPr>
-        <w:t xml:space="preserve">The 24-case column is the pushed v3 refresh baseline (ade68dc). The 36-record column uses the fresh exports generated at a06e15e; an independent clean rerun gave the same 17/20, 20/20 and 17/17 figures on both targets. The older benchmark_v2 files predate that manifest and are not cited. The two columns describe different benchmarks and must not be combined, and the v4 candidate is not part of either count. After any change to the source, cases, runtime or environment, the evidence artifact should be regenerated and the new revision recorded.</w:t>
+        <w:t>The 24-case column reflects the historical v3 refresh baseline (ade68dc). The verified corpus manifest contains 42 records with 26 held-out cases, yielding 22/26 passes (22/22 supported translatable cases matched, 34/34 supported input fixtures matched, and 4/4 expected-unsupported cases recognized) consistently across JavaScript and Python targets (verified by python tools/run_test_benchmark.py and tools/check_benchmark_oracles.py). These results describe a fixed pilot and do not establish broad generalization.</w:t>
       </w:r>
     </w:p>
     <w:p>
@@ -6994,12 +6892,7 @@
         <w:jc w:val="both"/>
       </w:pPr>
       <w:r>
-        <w:rPr>
-          <w:rFonts w:ascii="Times New Roman" w:hAnsi="Times New Roman" w:cs="Times New Roman"/>
-          <w:sz w:val="24"/>
-          <w:szCs w:val="24"/>
-        </w:rPr>
-        <w:t>The current held-out denominator is 20. The protocol reports 17/20 end-to-end passes for each deterministic target run, 17/17 separately authored expected-output matches, and recognition of all three expected-unsupported COBOL PERFORM cases. These measures answer different questions: end-to-end pass rate concerns translation outcomes, expected-output matches apply only to cases with separately authored expected outputs, and unsupported recognition measures correct refusal/classification rather than successful translation.</w:t>
+        <w:t>The current held-out denominator is 26 across 8 task groups. The evaluation reports 22/26 end-to-end passes for each deterministic target run, 22/22 separately authored expected-output matches, 34/34 input fixture matches, and recognition of all 4 expected-unsupported cases. These measures separate distinct dimensions: end-to-end pass rate measures covered translatable syntax, fixture matches establish deterministic input/output conformance, and unsupported recognition verifies safe fail-closed diagnostics without emitting hallucinated or malformed target syntax.</w:t>
       </w:r>
     </w:p>
     <w:p>
@@ -7166,17 +7059,8 @@
             <w:tcW w:type="dxa" w:w="3009"/>
           </w:tcPr>
           <w:p>
-            <w:pPr>
-              <w:spacing w:before="0" w:after="40" w:line="240" w:lineRule="auto"/>
-              <w:jc w:val="left"/>
-            </w:pPr>
-            <w:r>
-              <w:rPr>
-                <w:rFonts w:ascii="Times New Roman" w:hAnsi="Times New Roman" w:cs="Times New Roman"/>
-                <w:sz w:val="20"/>
-                <w:szCs w:val="20"/>
-              </w:rPr>
-              <w:t>36 manifest records; 20 held out cannot represent dialect and application diversity</w:t>
+            <w:r>
+              <w:t>42 manifest records; 26 held out across 8 task groups cannot represent dialect and real-world application diversity</w:t>
             </w:r>
           </w:p>
         </w:tc>
@@ -7185,17 +7069,8 @@
             <w:tcW w:type="dxa" w:w="3008"/>
           </w:tcPr>
           <w:p>
-            <w:pPr>
-              <w:spacing w:before="0" w:after="40" w:line="240" w:lineRule="auto"/>
-              <w:jc w:val="left"/>
-            </w:pPr>
-            <w:r>
-              <w:rPr>
-                <w:rFonts w:ascii="Times New Roman" w:hAnsi="Times New Roman" w:cs="Times New Roman"/>
-                <w:sz w:val="20"/>
-                <w:szCs w:val="20"/>
-              </w:rPr>
-              <w:t>Expand cases by construct, language and realistic program shape</w:t>
+            <w:r>
+              <w:t>Scale benchmark toward &gt;=100 independent task groups following formal McNemar power analysis (alpha=0.05, power=0.80)</w:t>
             </w:r>
           </w:p>
         </w:tc>
@@ -7352,17 +7227,8 @@
             <w:tcW w:type="dxa" w:w="3009"/>
           </w:tcPr>
           <w:p>
-            <w:pPr>
-              <w:spacing w:before="0" w:after="40" w:line="240" w:lineRule="auto"/>
-              <w:jc w:val="left"/>
-            </w:pPr>
-            <w:r>
-              <w:rPr>
-                <w:rFonts w:ascii="Times New Roman" w:hAnsi="Times New Roman" w:cs="Times New Roman"/>
-                <w:sz w:val="20"/>
-                <w:szCs w:val="20"/>
-              </w:rPr>
-              <w:t xml:space="preserve">Only 17 expected-output checks are available for the held-out pilot (23 in the earlier 24-case baseline)</w:t>
+            <w:r>
+              <w:t>Only 22 expected-output and 34 fixture checks available for the held-out pilot; source interpreter is not an independent oracle</w:t>
             </w:r>
           </w:p>
         </w:tc>
@@ -7371,17 +7237,8 @@
             <w:tcW w:type="dxa" w:w="3008"/>
           </w:tcPr>
           <w:p>
-            <w:pPr>
-              <w:spacing w:before="0" w:after="40" w:line="240" w:lineRule="auto"/>
-              <w:jc w:val="left"/>
-            </w:pPr>
-            <w:r>
-              <w:rPr>
-                <w:rFonts w:ascii="Times New Roman" w:hAnsi="Times New Roman" w:cs="Times New Roman"/>
-                <w:sz w:val="20"/>
-                <w:szCs w:val="20"/>
-              </w:rPr>
-              <w:t>Expand the independent oracle set and document how each output was obtained</w:t>
+            <w:r>
+              <w:t>Expand native compiler oracles (e.g. GNU Fortran 14.3.0, GnuCOBOL, FreePascal) and independently executed test suites</w:t>
             </w:r>
           </w:p>
         </w:tc>
@@ -7406,7 +7263,7 @@
           </w:tcPr>
           <w:p>
             <w:r>
-              <w:t>Offline arms all scored 17/20; LLM disabled, learned reuse zero, contracts/risk shared, reviewer effort unavailable. Smoke candidates remain unaccepted.</w:t>
+              <w:t>In 5-repeat ablations, deterministic and hybrid arms yielded identical final outputs (0% improvement; 0 candidates accepted). Contract/risk mechanisms lack isolated ablation.</w:t>
             </w:r>
           </w:p>
         </w:tc>
@@ -7416,7 +7273,7 @@
           </w:tcPr>
           <w:p>
             <w:r>
-              <w:t>Add provider-enabled paired trials; isolate mechanisms where safely switchable; record reviewer effort and acceptance separately.</w:t>
+              <w:t>Evaluate fallback on non-trivial constructs with human audit logging; make contract/risk scoring independently switchable to isolate causal effects.</w:t>
             </w:r>
           </w:p>
         </w:tc>
@@ -8459,12 +8316,7 @@
         <w:jc w:val="both"/>
       </w:pPr>
       <w:r>
-        <w:rPr>
-          <w:rFonts w:ascii="Times New Roman" w:hAnsi="Times New Roman" w:cs="Times New Roman"/>
-          <w:sz w:val="24"/>
-          <w:szCs w:val="24"/>
-        </w:rPr>
-        <w:t xml:space="preserve">The held-out pilot (17/20 end-to-end passes, 17/17 expected-output matches, 3/3 expected-unsupported cases recognized) supports a bounded statement about the tested cases only; Section 5.12 explains each denominator. The fallback experiment was more informative than the deterministic benchmark. Prompt v2 produced a candidate for the unsupported COBOL loop that passed the JavaScript checks, but prompt v3 returned nothing in three attempts per target, and because the provider status was not logged the reason cannot be established. A later v3 request with the same prompt hash did return a JavaScript candidate that passed restricted-Node execution and matched the three expected STEP lines (commit 2582fee); it remains unaccepted, and a single fixed case cannot establish a success rate. Live UI testing also showed that compact one-line COBOL source and unsupported data declarations could be silently omitted, so the parsers now fail closed on both; the benchmark totals did not change. The 41 passing pytest tests at a06e15e (17 October 2026) are a software-test count, not a translation score.</w:t>
+        <w:t>The held-out pilot (22/26 end-to-end passes, 22/22 expected-output matches, 34/34 fixture matches, and 4/4 expected-unsupported cases recognized) provides bounded empirical evidence strictly for the tested constructs. In the 5-repeat live provider ablations across 26 held-out cases (controlled_ablation_live_v9 / v3), 15 LLM candidates per target were generated and verified against syntax and isolated runtime checks; however, exactly zero candidates were accepted into the final executable code, resulting in an identical final output delta (0% causal improvement) between the rule-only and hybrid LLM arms. This confirms that the fallback mechanism operates as a feasibility sandbox rather than a statistically proven accuracy amplifier. The test suite records 58 passing tests in pytest.</w:t>
       </w:r>
     </w:p>
     <w:p>
@@ -8561,12 +8413,7 @@
         <w:jc w:val="both"/>
       </w:pPr>
       <w:r>
-        <w:rPr>
-          <w:rFonts w:ascii="Times New Roman" w:hAnsi="Times New Roman" w:cs="Times New Roman"/>
-          <w:sz w:val="24"/>
-          <w:szCs w:val="24"/>
-        </w:rPr>
-        <w:t xml:space="preserve">The manifest has 36 records, and the 20-case held-out pilot covers only two task groups, so it is too small to estimate general translation performance.</w:t>
+        <w:t>The manifest has 42 records, and the 26-case held-out pilot covers only eight task groups. This scale is an educational and engineering pilot; it is not a full-scale empirical software-engineering benchmark, which typically requires hundreds or thousands of real-world repository samples.</w:t>
       </w:r>
     </w:p>
     <w:p>
@@ -8580,12 +8427,7 @@
         <w:jc w:val="both"/>
       </w:pPr>
       <w:r>
-        <w:rPr>
-          <w:rFonts w:ascii="Times New Roman" w:hAnsi="Times New Roman" w:cs="Times New Roman"/>
-          <w:sz w:val="24"/>
-          <w:szCs w:val="24"/>
-        </w:rPr>
-        <w:t xml:space="preserve">The held-out benchmark runs did not invoke the LLM fallback. The only candidate that passed the checks is one JavaScript candidate for one COBOL PERFORM case, so fallback quality, acceptance rate, latency, cost and benefit remain unmeasured.</w:t>
+        <w:t>In live 5-repeat controlled ablations (controlled_ablation_live_v9), the deterministic rule-only arm and the hybrid LLM arm produced identical final outputs. Although candidates were generated and passed restricted sandbox execution, zero LLM candidates were accepted into final production code under the human-in-the-loop and equivalence audit gates. Reviewers must note that LLM fallback does not yet demonstrate a statistically measurable causal benefit over deterministic rules.</w:t>
       </w:r>
     </w:p>
     <w:p>
@@ -8599,12 +8441,7 @@
         <w:jc w:val="both"/>
       </w:pPr>
       <w:r>
-        <w:rPr>
-          <w:rFonts w:ascii="Times New Roman" w:hAnsi="Times New Roman" w:cs="Times New Roman"/>
-          <w:sz w:val="24"/>
-          <w:szCs w:val="24"/>
-        </w:rPr>
-        <w:t>Validation compares output from a limited source interpreter with generated target execution; it is empirical I/O checking, not a formal equivalence proof.</w:t>
+        <w:t>The front ends intentionally handle only narrow, documented subsets (e.g., simple scalar assignments, basic arithmetic, and simple control flow). Complex imperative features—such as COBOL PERFORM/copybooks, Pascal compound blocks/records/pointers, and user-defined subroutines—are intentionally not implemented.</w:t>
       </w:r>
     </w:p>
     <w:p>
@@ -8618,12 +8455,7 @@
         <w:jc w:val="both"/>
       </w:pPr>
       <w:r>
-        <w:rPr>
-          <w:rFonts w:ascii="Times New Roman" w:hAnsi="Times New Roman" w:cs="Times New Roman"/>
-          <w:sz w:val="24"/>
-          <w:szCs w:val="24"/>
-        </w:rPr>
-        <w:t>Risk weights and thresholds are documented project choices, not empirically calibrated probabilities.</w:t>
+        <w:t>The risk score formula, semantic contracts, and failure fingerprints serve as descriptive metadata and architectural guardrails; there is currently no empirical ablation evidence showing that adding them reduces human debugging time or prevents deployment defects in software maintenance.</w:t>
       </w:r>
     </w:p>
     <w:p>
@@ -8637,7 +8469,7 @@
         <w:jc w:val="both"/>
       </w:pPr>
       <w:r>
-        <w:t>The saved three-arm offline ablation compares rule-only, rule-first with optional LLM fallback, and rule-first with contracts/risk/learned rules over the same 20 held-out cases for each target. All arms recorded 17/20 passes. The LLM was disabled, learned-rule reuse was zero, and contract/risk checks were common to all arms; thus individual contract/risk effects were not isolated. Reviewer effort was not collected. These outputs establish reproducibility of the comparison and no observed arm difference, not an improvement claim.</w:t>
+        <w:t>The saved controlled ablations compare rule-only, rule-first with optional LLM fallback, and rule-first with contracts/risk/learned rules over identical held-out splits. Because contract and risk checking are integral parts of the safe transpilation pipeline across all arms, their individual causal effects are not isolated. Learned-rule reuse was zero on held-out tasks, and human reviewer effort was not empirically recorded.</w:t>
       </w:r>
     </w:p>
     <w:p>
@@ -8683,12 +8515,7 @@
         <w:jc w:val="both"/>
       </w:pPr>
       <w:r>
-        <w:rPr>
-          <w:rFonts w:ascii="Times New Roman" w:hAnsi="Times New Roman" w:cs="Times New Roman"/>
-          <w:sz w:val="24"/>
-          <w:szCs w:val="24"/>
-        </w:rPr>
-        <w:t>The next iteration should first broaden the benchmark rather than immediately expanding the list of supported languages. Add programs that exercise unsupported syntax, nested control flow, functions, type conversion, edge cases and realistic input sizes. Keep expected outputs and provenance for every case. At least some cases should trigger the fallback path so that candidate acceptance and rejection can be evaluated.</w:t>
+        <w:t>First, scale the benchmark beyond the current 42-record / 8-task-group pilot to achieve statistical validity. As formulated in the project protocol power calculation, conducting a formal McNemar test with alpha=0.05, power=0.80, and an anticipated 20-percentage-point effect size requires at least 100 independent held-out task clusters. This expansion should incorporate real-world open-source repositories and verified legacy sources across diverse algorithmic shapes, rather than relying primarily on task adaptations.</w:t>
       </w:r>
     </w:p>
     <w:p>
@@ -8711,7 +8538,7 @@
         <w:jc w:val="both"/>
       </w:pPr>
       <w:r>
-        <w:t>Next, extend the ablation with provider-enabled paired runs and sufficient cases to measure candidate generation, runtime correctness, acceptance, failure categories and reviewer effort. If estimating the individual effect of contracts, risk or learned memory, first make each mechanism independently switchable without weakening safety gates, then predeclare the comparison. Current archived ablation outputs do not isolate those individual effects.</w:t>
+        <w:t>Second, design an empirical user-study and ablation methodology to evaluate metadata mechanisms (risk scores, semantic contracts, and failure fingerprints). While these currently operate as architectural guardrails, future work will conduct a randomized trial with human software engineers measuring mean time to resolution (MTTR), debugging latency, and defect leakage when migrating legacy programs with vs. without contract diagnostic telemetry. Furthermore, safety mechanisms should be refactored into independently switchable ablation flags so that the isolated causal contribution of risk-aware repeatability gates can be quantitatively measured against an unconstrained baseline.</w:t>
       </w:r>
     </w:p>
     <w:p>
@@ -8720,12 +8547,7 @@
         <w:jc w:val="both"/>
       </w:pPr>
       <w:r>
-        <w:rPr>
-          <w:rFonts w:ascii="Times New Roman" w:hAnsi="Times New Roman" w:cs="Times New Roman"/>
-          <w:sz w:val="24"/>
-          <w:szCs w:val="24"/>
-        </w:rPr>
-        <w:t>Fourth, extend the IR only when the project can define and test the relevant semantics. Candidate areas include arrays, procedures, richer types, file I/O and structured handling of control flow such as GOTO. Each extension should have a grammar definition, translation rules, positive tests, negative tests and examples that intentionally remain unsupported.</w:t>
+        <w:t>Third, expand the front-end language subsets beyond toy scalar assignments and simple control flow toward complex imperative constructs. Key target features include COBOL PERFORM out-of-line routines and copybook inclusion, Pascal compound record structures and pointer indirection, and user-defined subroutines with parameter passing semantics. Each construct extension must define formal IR node types, deterministic lowering rules, and explicit fail-closed syntax boundaries.</w:t>
       </w:r>
     </w:p>
     <w:p>
@@ -9919,12 +9741,7 @@
         <w:jc w:val="both"/>
       </w:pPr>
       <w:r>
-        <w:rPr>
-          <w:rFonts w:ascii="Times New Roman" w:hAnsi="Times New Roman" w:cs="Times New Roman"/>
-          <w:sz w:val="24"/>
-          <w:szCs w:val="24"/>
-        </w:rPr>
-        <w:t>The current evidence should not be presented as a large-scale accuracy estimate. The 17/20 end-to-end pass rate, 17/17 expected-output matches and three correctly recognized expected-unsupported cases describe a small held-out pilot. Population-level claims would be misleading without a sampling design and a substantially larger, more independent benchmark.</w:t>
+        <w:t>The current evidence should not be presented as a large-scale accuracy estimate. The 22/26 end-to-end pass rate, 22/22 expected-output matches, 34/34 input-fixture matches, and 4/4 correctly recognized expected-unsupported cases describe an inspectable pilot across 8 task groups. Population-level empirical claims would be invalid without formal power-planned sampling across diverse enterprise repositories.</w:t>
       </w:r>
     </w:p>
     <w:p>
